--- a/chapter1/Chapter_Ownership.docx
+++ b/chapter1/Chapter_Ownership.docx
@@ -2997,6 +2997,220 @@
         <w:t>converter should sit in one chapter, not be divided between them.</w:t>
       </w:r>
     </w:p>
+    <w:p>
+      <w:pPr>
+        <w:pStyle w:val="Heading2"/>
+      </w:pPr>
+      <w:r>
+        <w:t>Chapter 9 after Paavo Rasilo's decline (20 September 2026)</w:t>
+      </w:r>
+    </w:p>
+    <w:p>
+      <w:pPr>
+        <w:jc w:val="both"/>
+      </w:pPr>
+      <w:r>
+        <w:t>He declined on time — the CoE and an ERC project — and added that he sees himself as a</w:t>
+      </w:r>
+    </w:p>
+    <w:p>
+      <w:pPr>
+        <w:jc w:val="both"/>
+      </w:pPr>
+      <w:r>
+        <w:t>generalist and a modeller rather than a designer, doubting he had enough to say about</w:t>
+      </w:r>
+    </w:p>
+    <w:p>
+      <w:pPr>
+        <w:jc w:val="both"/>
+      </w:pPr>
+      <w:r>
+        <w:t>machine design or the manufacturing effects on losses. He suggested Anouar Belahcen and</w:t>
+      </w:r>
+    </w:p>
+    <w:p>
+      <w:pPr>
+        <w:jc w:val="both"/>
+      </w:pPr>
+      <w:r>
+        <w:t>Floran (presumably Floran Martin, Aalto).</w:t>
+      </w:r>
+    </w:p>
+    <w:p>
+      <w:pPr>
+        <w:jc w:val="both"/>
+      </w:pPr>
+      <w:r>
+        <w:t>**Recommendation: offer Chapter 9 to Anouar Belahcen as well as Chapter 8, and let him</w:t>
+      </w:r>
+    </w:p>
+    <w:p>
+      <w:pPr>
+        <w:jc w:val="both"/>
+      </w:pPr>
+      <w:r>
+        <w:t>bring Floran Martin as co-author.** Three reasons.</w:t>
+      </w:r>
+    </w:p>
+    <w:p>
+      <w:pPr>
+        <w:jc w:val="both"/>
+      </w:pPr>
+      <w:r>
+        <w:t>1. It repairs a defect that already exists. Belahcen's support letter argues that</w:t>
+      </w:r>
+    </w:p>
+    <w:p>
+      <w:pPr>
+        <w:jc w:val="both"/>
+      </w:pPr>
+      <w:r>
+        <w:t>mains-frequency loss models do not extrapolate, that loss separation loses meaning as</w:t>
+      </w:r>
+    </w:p>
+    <w:p>
+      <w:pPr>
+        <w:jc w:val="both"/>
+      </w:pPr>
+      <w:r>
+        <w:t>frequency rises, and that the degradation from cutting, punching and stacking is itself</w:t>
+      </w:r>
+    </w:p>
+    <w:p>
+      <w:pPr>
+        <w:jc w:val="both"/>
+      </w:pPr>
+      <w:r>
+        <w:t>frequency dependent. That is Chapter 9's premise, not Chapter 8's — his letter was</w:t>
+      </w:r>
+    </w:p>
+    <w:p>
+      <w:pPr>
+        <w:jc w:val="both"/>
+      </w:pPr>
+      <w:r>
+        <w:t>written before Chapter 9 was given away. Give him Chapter 9 and the letter becomes</w:t>
+      </w:r>
+    </w:p>
+    <w:p>
+      <w:pPr>
+        <w:jc w:val="both"/>
+      </w:pPr>
+      <w:r>
+        <w:t>correct as it stands; leave things as they are and it has to be rewritten around skin</w:t>
+      </w:r>
+    </w:p>
+    <w:p>
+      <w:pPr>
+        <w:jc w:val="both"/>
+      </w:pPr>
+      <w:r>
+        <w:t>effect, transposition, litz and hairpin conductors.</w:t>
+      </w:r>
+    </w:p>
+    <w:p>
+      <w:pPr>
+        <w:jc w:val="both"/>
+      </w:pPr>
+      <w:r>
+        <w:t>2. Chapters 8 and 9 are the two loss chapters and each cites the other's budget. One owner</w:t>
+      </w:r>
+    </w:p>
+    <w:p>
+      <w:pPr>
+        <w:jc w:val="both"/>
+      </w:pPr>
+      <w:r>
+        <w:t>removes a seam that would otherwise need reconciling by us.</w:t>
+      </w:r>
+    </w:p>
+    <w:p>
+      <w:pPr>
+        <w:jc w:val="both"/>
+      </w:pPr>
+      <w:r>
+        <w:t>3. Floran Martin works on magnetic materials and loss modelling in that orbit, so the</w:t>
+      </w:r>
+    </w:p>
+    <w:p>
+      <w:pPr>
+        <w:jc w:val="both"/>
+      </w:pPr>
+      <w:r>
+        <w:t>co-author Paavo named arrives through Anouar rather than through a cold approach from us.</w:t>
+      </w:r>
+    </w:p>
+    <w:p>
+      <w:pPr>
+        <w:jc w:val="both"/>
+      </w:pPr>
+      <w:r>
+        <w:t>The cost is 58 pages under one owner. Sopanen already carries 96, so there is precedent.</w:t>
+      </w:r>
+    </w:p>
+    <w:p>
+      <w:pPr>
+        <w:jc w:val="both"/>
+      </w:pPr>
+      <w:r>
+        <w:t>The alternative is to approach Floran Martin directly as owner, with Paavo's name as the</w:t>
+      </w:r>
+    </w:p>
+    <w:p>
+      <w:pPr>
+        <w:jc w:val="both"/>
+      </w:pPr>
+      <w:r>
+        <w:t>introduction. That spreads the load and puts a new name on the proposal, which reviewers</w:t>
+      </w:r>
+    </w:p>
+    <w:p>
+      <w:pPr>
+        <w:jc w:val="both"/>
+      </w:pPr>
+      <w:r>
+        <w:t>like, but it leaves Belahcen's letter needing a rewrite and adds a cold contact at a late</w:t>
+      </w:r>
+    </w:p>
+    <w:p>
+      <w:pPr>
+        <w:jc w:val="both"/>
+      </w:pPr>
+      <w:r>
+        <w:t>stage.</w:t>
+      </w:r>
+    </w:p>
+    <w:p>
+      <w:pPr>
+        <w:jc w:val="both"/>
+      </w:pPr>
+      <w:r>
+        <w:rPr>
+          <w:b/>
+        </w:rPr>
+        <w:t>Until this is settled, no table of contents may be sent to anyone</w:t>
+      </w:r>
+      <w:r>
+        <w:t>: both</w:t>
+      </w:r>
+    </w:p>
+    <w:p>
+      <w:pPr>
+        <w:jc w:val="both"/>
+      </w:pPr>
+      <w:r>
+        <w:t>`to_send/Annotated_Table_of_Contents.docx` and Juha's revision name Paavo Rasilo in the</w:t>
+      </w:r>
+    </w:p>
+    <w:p>
+      <w:pPr>
+        <w:jc w:val="both"/>
+      </w:pPr>
+      <w:r>
+        <w:t>ownership table and again in the Chapter 9 budget line.</w:t>
+      </w:r>
+    </w:p>
     <w:sectPr>
       <w:pgSz w:w="12240" w:h="15840"/>
       <w:pgMar w:top="1440" w:right="1800" w:bottom="1440" w:left="1800" w:header="720" w:footer="720" w:gutter="0"/>

--- a/chapter1/Chapter_Ownership.docx
+++ b/chapter1/Chapter_Ownership.docx
@@ -3211,6 +3211,87 @@
         <w:t>ownership table and again in the Chapter 9 budget line.</w:t>
       </w:r>
     </w:p>
+    <w:p>
+      <w:pPr>
+        <w:pStyle w:val="Heading2"/>
+      </w:pPr>
+      <w:r>
+        <w:t>Chapter 2 confirmed (22 September 2026)</w:t>
+      </w:r>
+    </w:p>
+    <w:p>
+      <w:pPr>
+        <w:jc w:val="both"/>
+      </w:pPr>
+      <w:r>
+        <w:t>Juha Saari accepted Chapter 2 and returned the first signed letter of the set. Two things</w:t>
+      </w:r>
+    </w:p>
+    <w:p>
+      <w:pPr>
+        <w:jc w:val="both"/>
+      </w:pPr>
+      <w:r>
+        <w:t>follow for the proposal.</w:t>
+      </w:r>
+    </w:p>
+    <w:p>
+      <w:pPr>
+        <w:jc w:val="both"/>
+      </w:pPr>
+      <w:r>
+        <w:t xml:space="preserve">His title is </w:t>
+      </w:r>
+      <w:r>
+        <w:rPr>
+          <w:b/>
+        </w:rPr>
+        <w:t>Co-Founder, Upheat Solutions</w:t>
+      </w:r>
+      <w:r>
+        <w:t>, not an employee of Upheat — better than we</w:t>
+      </w:r>
+    </w:p>
+    <w:p>
+      <w:pPr>
+        <w:jc w:val="both"/>
+      </w:pPr>
+      <w:r>
+        <w:t>assumed, and worth stating that way in the contributor list once he confirms. The annotated</w:t>
+      </w:r>
+    </w:p>
+    <w:p>
+      <w:pPr>
+        <w:jc w:val="both"/>
+      </w:pPr>
+      <w:r>
+        <w:t>table of contents says "Owner: J. Saari of Upheat"; make it Upheat Solutions.</w:t>
+      </w:r>
+    </w:p>
+    <w:p>
+      <w:pPr>
+        <w:jc w:val="both"/>
+      </w:pPr>
+      <w:r>
+        <w:t>He will choose co-authors after the section structure exists, not before, so Chapter 2 goes</w:t>
+      </w:r>
+    </w:p>
+    <w:p>
+      <w:pPr>
+        <w:jc w:val="both"/>
+      </w:pPr>
+      <w:r>
+        <w:t>into the proposal with one named owner and co-authors to be named. That is the honest</w:t>
+      </w:r>
+    </w:p>
+    <w:p>
+      <w:pPr>
+        <w:jc w:val="both"/>
+      </w:pPr>
+      <w:r>
+        <w:t>position and does not weaken it.</w:t>
+      </w:r>
+    </w:p>
     <w:sectPr>
       <w:pgSz w:w="12240" w:h="15840"/>
       <w:pgMar w:top="1440" w:right="1800" w:bottom="1440" w:left="1800" w:header="720" w:footer="720" w:gutter="0"/>

--- a/chapter1/Chapter_Ownership.docx
+++ b/chapter1/Chapter_Ownership.docx
@@ -3292,6 +3292,186 @@
         <w:t>position and does not weaken it.</w:t>
       </w:r>
     </w:p>
+    <w:p>
+      <w:pPr>
+        <w:pStyle w:val="Heading2"/>
+      </w:pPr>
+      <w:r>
+        <w:t>Specific speed belongs to the Introduction (6 October 2026)</w:t>
+      </w:r>
+    </w:p>
+    <w:p>
+      <w:pPr>
+        <w:jc w:val="both"/>
+      </w:pPr>
+      <w:r>
+        <w:t>Ahti Jaatinen-Värri's specific-speed text goes into Chapter 1 in full, as a new §1.1.2. It is</w:t>
+      </w:r>
+    </w:p>
+    <w:p>
+      <w:pPr>
+        <w:jc w:val="both"/>
+      </w:pPr>
+      <w:r>
+        <w:t>the book's only treatment of the subject.</w:t>
+      </w:r>
+    </w:p>
+    <w:p>
+      <w:pPr>
+        <w:jc w:val="both"/>
+      </w:pPr>
+      <w:r>
+        <w:rPr>
+          <w:b/>
+        </w:rPr>
+        <w:t>Chapter 2 stays Juha Saari's entire</w:t>
+      </w:r>
+      <w:r>
+        <w:t>, as agreed with him. Its §2.2 was "Why the driven</w:t>
+      </w:r>
+    </w:p>
+    <w:p>
+      <w:pPr>
+        <w:jc w:val="both"/>
+      </w:pPr>
+      <w:r>
+        <w:t>machine sets the speed: specific speed and the turbomachinery optimum" and would have</w:t>
+      </w:r>
+    </w:p>
+    <w:p>
+      <w:pPr>
+        <w:jc w:val="both"/>
+      </w:pPr>
+      <w:r>
+        <w:t>duplicated the derivation; it is retitled "From duty to speed: where the industrial</w:t>
+      </w:r>
+    </w:p>
+    <w:p>
+      <w:pPr>
+        <w:jc w:val="both"/>
+      </w:pPr>
+      <w:r>
+        <w:t>applications fall in the specific-speed bands", takes (1.1) as given from §1.1.2, and asks</w:t>
+      </w:r>
+    </w:p>
+    <w:p>
+      <w:pPr>
+        <w:jc w:val="both"/>
+      </w:pPr>
+      <w:r>
+        <w:t>instead where each industrial duty falls against it. The owner note no longer asks Saari to</w:t>
+      </w:r>
+    </w:p>
+    <w:p>
+      <w:pPr>
+        <w:jc w:val="both"/>
+      </w:pPr>
+      <w:r>
+        <w:t>recruit a co-author for that section — he does not need one now.</w:t>
+      </w:r>
+    </w:p>
+    <w:p>
+      <w:pPr>
+        <w:jc w:val="both"/>
+      </w:pPr>
+      <w:r>
+        <w:t>That is the better division in any case. Deriving Ns is not what Saari brings to the book;</w:t>
+      </w:r>
+    </w:p>
+    <w:p>
+      <w:pPr>
+        <w:jc w:val="both"/>
+      </w:pPr>
+      <w:r>
+        <w:t>knowing which duty lands where, and what it costs in machine terms, is.</w:t>
+      </w:r>
+    </w:p>
+    <w:p>
+      <w:pPr>
+        <w:jc w:val="both"/>
+      </w:pPr>
+      <w:r>
+        <w:rPr>
+          <w:b/>
+        </w:rPr>
+        <w:t>Ahti's own section is Chapter 13</w:t>
+      </w:r>
+      <w:r>
+        <w:t>, held jointly with Jonna Tiainen. The §1.1.2</w:t>
+      </w:r>
+    </w:p>
+    <w:p>
+      <w:pPr>
+        <w:jc w:val="both"/>
+      </w:pPr>
+      <w:r>
+        <w:t>contribution is separate from it and additional to it, and he is named at the head of</w:t>
+      </w:r>
+    </w:p>
+    <w:p>
+      <w:pPr>
+        <w:jc w:val="both"/>
+      </w:pPr>
+      <w:r>
+        <w:t>Chapter 1 for it. The owners table carries both rows.</w:t>
+      </w:r>
+    </w:p>
+    <w:p>
+      <w:pPr>
+        <w:jc w:val="both"/>
+      </w:pPr>
+      <w:r>
+        <w:t>Chapter 1 goes from 26 to 28 pages and from 4 to 5 tables; the book total from 452 to 454.</w:t>
+      </w:r>
+    </w:p>
+    <w:p>
+      <w:pPr>
+        <w:jc w:val="both"/>
+      </w:pPr>
+      <w:r>
+        <w:t>Two things to carry forward. Saari holds a table of contents with the old §2.2 title, so the</w:t>
+      </w:r>
+    </w:p>
+    <w:p>
+      <w:pPr>
+        <w:jc w:val="both"/>
+      </w:pPr>
+      <w:r>
+        <w:t>detailed section structure he is waiting for must carry the new wording and the covering note</w:t>
+      </w:r>
+    </w:p>
+    <w:p>
+      <w:pPr>
+        <w:jc w:val="both"/>
+      </w:pPr>
+      <w:r>
+        <w:t>should say so — nothing starts before a contract, so nothing is at risk, but he should see</w:t>
+      </w:r>
+    </w:p>
+    <w:p>
+      <w:pPr>
+        <w:jc w:val="both"/>
+      </w:pPr>
+      <w:r>
+        <w:t>the change rather than find it. And the turbine convention for the volume flow in (1.1) is</w:t>
+      </w:r>
+    </w:p>
+    <w:p>
+      <w:pPr>
+        <w:jc w:val="both"/>
+      </w:pPr>
+      <w:r>
+        <w:t>still unanswered by Ahti; §1.1.2 needs it, because the book applies (1.1) to ORC turbines and</w:t>
+      </w:r>
+    </w:p>
+    <w:p>
+      <w:pPr>
+        <w:jc w:val="both"/>
+      </w:pPr>
+      <w:r>
+        <w:t>turbo-expanders as well as to compressors.</w:t>
+      </w:r>
+    </w:p>
     <w:sectPr>
       <w:pgSz w:w="12240" w:h="15840"/>
       <w:pgMar w:top="1440" w:right="1800" w:bottom="1440" w:left="1800" w:header="720" w:footer="720" w:gutter="0"/>

--- a/chapter1/Chapter_Ownership.docx
+++ b/chapter1/Chapter_Ownership.docx
@@ -3472,6 +3472,136 @@
         <w:t>turbo-expanders as well as to compressors.</w:t>
       </w:r>
     </w:p>
+    <w:p>
+      <w:pPr>
+        <w:pStyle w:val="Heading2"/>
+      </w:pPr>
+      <w:r>
+        <w:t>Chapter 9 is open, and Anouar's letter names it (7 October 2026)</w:t>
+      </w:r>
+    </w:p>
+    <w:p>
+      <w:pPr>
+        <w:jc w:val="both"/>
+      </w:pPr>
+      <w:r>
+        <w:t>Anouar Belahcen's signed letter is dated 3 September, four days before the fourteen-chapter</w:t>
+      </w:r>
+    </w:p>
+    <w:p>
+      <w:pPr>
+        <w:jc w:val="both"/>
+      </w:pPr>
+      <w:r>
+        <w:t>restructure gave Chapter 9 to Paavo Rasilo. It keeps our draft's chapter sentence word for</w:t>
+      </w:r>
+    </w:p>
+    <w:p>
+      <w:pPr>
+        <w:jc w:val="both"/>
+      </w:pPr>
+      <w:r>
+        <w:t>word: "the loss chapters of the book, on AC winding losses and conductor design and on the</w:t>
+      </w:r>
+    </w:p>
+    <w:p>
+      <w:pPr>
+        <w:jc w:val="both"/>
+      </w:pPr>
+      <w:r>
+        <w:t>core, rotor and aerodynamic losses". That matched the invitation, which offered him "one or two</w:t>
+      </w:r>
+    </w:p>
+    <w:p>
+      <w:pPr>
+        <w:jc w:val="both"/>
+      </w:pPr>
+      <w:r>
+        <w:t>chapters" on the losses.</w:t>
+      </w:r>
+    </w:p>
+    <w:p>
+      <w:pPr>
+        <w:jc w:val="both"/>
+      </w:pPr>
+      <w:r>
+        <w:t>Chapter 9 has never been discussed with him: not its move to Paavo, and not, since Paavo's</w:t>
+      </w:r>
+    </w:p>
+    <w:p>
+      <w:pPr>
+        <w:jc w:val="both"/>
+      </w:pPr>
+      <w:r>
+        <w:t>decline, who replaces him. That is for the editors to decide on 7 October, among three options:</w:t>
+      </w:r>
+    </w:p>
+    <w:p>
+      <w:pPr>
+        <w:pStyle w:val="ListBullet"/>
+      </w:pPr>
+      <w:r>
+        <w:rPr>
+          <w:b/>
+        </w:rPr>
+        <w:t>A.</w:t>
+      </w:r>
+      <w:r>
+        <w:t xml:space="preserve"> Anouar takes Chapter 9 as well as Chapter 8, with Floran Martin as his co-author if he wants one.</w:t>
+      </w:r>
+    </w:p>
+    <w:p>
+      <w:pPr>
+        <w:pStyle w:val="ListBullet"/>
+      </w:pPr>
+      <w:r>
+        <w:rPr>
+          <w:b/>
+        </w:rPr>
+        <w:t>B.</w:t>
+      </w:r>
+      <w:r>
+        <w:t xml:space="preserve"> Floran Martin owns Chapter 9, introduced with Paavo's name.</w:t>
+      </w:r>
+    </w:p>
+    <w:p>
+      <w:pPr>
+        <w:pStyle w:val="ListBullet"/>
+      </w:pPr>
+      <w:r>
+        <w:rPr>
+          <w:b/>
+        </w:rPr>
+        <w:t>C.</w:t>
+      </w:r>
+      <w:r>
+        <w:t xml:space="preserve"> The editors take Chapter 9, with Ilya on the rotor losses.</w:t>
+      </w:r>
+    </w:p>
+    <w:p>
+      <w:pPr>
+        <w:jc w:val="both"/>
+      </w:pPr>
+      <w:r>
+        <w:t>The letter stands as written under A, or under B or C if Anouar still writes part of Chapter 9.</w:t>
+      </w:r>
+    </w:p>
+    <w:p>
+      <w:pPr>
+        <w:jc w:val="both"/>
+      </w:pPr>
+      <w:r>
+        <w:t>Otherwise its chapter sentence must change. Whichever is chosen, he should hear it from us</w:t>
+      </w:r>
+    </w:p>
+    <w:p>
+      <w:pPr>
+        <w:jc w:val="both"/>
+      </w:pPr>
+      <w:r>
+        <w:t>before the table of contents is fixed.</w:t>
+      </w:r>
+    </w:p>
     <w:sectPr>
       <w:pgSz w:w="12240" w:h="15840"/>
       <w:pgMar w:top="1440" w:right="1800" w:bottom="1440" w:left="1800" w:header="720" w:footer="720" w:gutter="0"/>

--- a/chapter1/Chapter_Ownership.docx
+++ b/chapter1/Chapter_Ownership.docx
@@ -3602,6 +3602,208 @@
         <w:t>before the table of contents is fixed.</w:t>
       </w:r>
     </w:p>
+    <w:p>
+      <w:pPr>
+        <w:pStyle w:val="Heading2"/>
+      </w:pPr>
+      <w:r>
+        <w:t>Chapter 9 goes to the editors (26 October 2026)</w:t>
+      </w:r>
+    </w:p>
+    <w:p>
+      <w:pPr>
+        <w:jc w:val="both"/>
+      </w:pPr>
+      <w:r>
+        <w:t>Ilya invited Ion Boldea, who was the opponent at his doctoral defence, to contribute a</w:t>
+      </w:r>
+    </w:p>
+    <w:p>
+      <w:pPr>
+        <w:jc w:val="both"/>
+      </w:pPr>
+      <w:r>
+        <w:t>chapter. He declined: his own experiments stop at 12 000 r/min, and he has worked on</w:t>
+      </w:r>
+    </w:p>
+    <w:p>
+      <w:pPr>
+        <w:jc w:val="both"/>
+      </w:pPr>
+      <w:r>
+        <w:t>very-high-speed machines only sparsely. He suggested Prof. Francesco Cupertino (University of</w:t>
+      </w:r>
+    </w:p>
+    <w:p>
+      <w:pPr>
+        <w:jc w:val="both"/>
+      </w:pPr>
+      <w:r>
+        <w:t>Bari) and Dr. Chris Gerada (University of Nottingham), and asked that Juha write to them</w:t>
+      </w:r>
+    </w:p>
+    <w:p>
+      <w:pPr>
+        <w:jc w:val="both"/>
+      </w:pPr>
+      <w:r>
+        <w:t>directly.</w:t>
+      </w:r>
+    </w:p>
+    <w:p>
+      <w:pPr>
+        <w:jc w:val="both"/>
+      </w:pPr>
+      <w:r>
+        <w:t>The editors will write Chapter 9 themselves, with Ilya leading the rotor losses of §9.5–9.7.</w:t>
+      </w:r>
+    </w:p>
+    <w:p>
+      <w:pPr>
+        <w:jc w:val="both"/>
+      </w:pPr>
+      <w:r>
+        <w:t>The table of contents names the authors for Chapter 9 in all three places, and Paavo</w:t>
+      </w:r>
+    </w:p>
+    <w:p>
+      <w:pPr>
+        <w:jc w:val="both"/>
+      </w:pPr>
+      <w:r>
+        <w:t>Rasilo's name is gone from it. Floran Martin is not approached.</w:t>
+      </w:r>
+    </w:p>
+    <w:p>
+      <w:pPr>
+        <w:jc w:val="both"/>
+      </w:pPr>
+      <w:r>
+        <w:t>Three things follow:</w:t>
+      </w:r>
+    </w:p>
+    <w:p>
+      <w:pPr>
+        <w:pStyle w:val="ListBullet"/>
+      </w:pPr>
+      <w:r>
+        <w:rPr>
+          <w:b/>
+        </w:rPr>
+        <w:t>Anouar.</w:t>
+      </w:r>
+      <w:r>
+        <w:t xml:space="preserve"> His signed letter of 3 September names both loss chapters, and Chapter 9 is</w:t>
+      </w:r>
+    </w:p>
+    <w:p>
+      <w:pPr>
+        <w:jc w:val="both"/>
+      </w:pPr>
+      <w:r>
+        <w:t>now ours. He must hear it from us before the table of contents goes out. Then either the</w:t>
+      </w:r>
+    </w:p>
+    <w:p>
+      <w:pPr>
+        <w:jc w:val="both"/>
+      </w:pPr>
+      <w:r>
+        <w:t>letter's chapter sentence changes to the AC winding losses chapter alone, or his group</w:t>
+      </w:r>
+    </w:p>
+    <w:p>
+      <w:pPr>
+        <w:jc w:val="both"/>
+      </w:pPr>
+      <w:r>
+        <w:t>writes the materials and manufacturing sections (§9.2–9.3) under us, which keeps the</w:t>
+      </w:r>
+    </w:p>
+    <w:p>
+      <w:pPr>
+        <w:jc w:val="both"/>
+      </w:pPr>
+      <w:r>
+        <w:t>letter accurate as it stands.</w:t>
+      </w:r>
+    </w:p>
+    <w:p>
+      <w:pPr>
+        <w:pStyle w:val="ListBullet"/>
+      </w:pPr>
+      <w:r>
+        <w:rPr>
+          <w:b/>
+        </w:rPr>
+        <w:t>Saari.</w:t>
+      </w:r>
+      <w:r>
+        <w:t xml:space="preserve"> On 22 September we promised to tell him who owns Chapter 9, so that his</w:t>
+      </w:r>
+    </w:p>
+    <w:p>
+      <w:pPr>
+        <w:jc w:val="both"/>
+      </w:pPr>
+      <w:r>
+        <w:t>introduction for the windage section would go to the person carrying it. That is now us,</w:t>
+      </w:r>
+    </w:p>
+    <w:p>
+      <w:pPr>
+        <w:jc w:val="both"/>
+      </w:pPr>
+      <w:r>
+        <w:t>so §9.8 can be offered to him directly.</w:t>
+      </w:r>
+    </w:p>
+    <w:p>
+      <w:pPr>
+        <w:pStyle w:val="ListBullet"/>
+      </w:pPr>
+      <w:r>
+        <w:rPr>
+          <w:b/>
+        </w:rPr>
+        <w:t>Boldea's two names.</w:t>
+      </w:r>
+      <w:r>
+        <w:t xml:space="preserve"> They are not needed for Chapter 9. Gerada's group, with its</w:t>
+      </w:r>
+    </w:p>
+    <w:p>
+      <w:pPr>
+        <w:jc w:val="both"/>
+      </w:pPr>
+      <w:r>
+        <w:t>aerospace machines and test facilities, fits the aerospace section of Chapter 14, which</w:t>
+      </w:r>
+    </w:p>
+    <w:p>
+      <w:pPr>
+        <w:jc w:val="both"/>
+      </w:pPr>
+      <w:r>
+        <w:t>is Jenni Pippuri-Mäkeläinen's to recruit. Both men are also strong names for the</w:t>
+      </w:r>
+    </w:p>
+    <w:p>
+      <w:pPr>
+        <w:jc w:val="both"/>
+      </w:pPr>
+      <w:r>
+        <w:t>suggested reviewers that Wiley's proposal form asks for, provided neither is a</w:t>
+      </w:r>
+    </w:p>
+    <w:p>
+      <w:pPr>
+        <w:jc w:val="both"/>
+      </w:pPr>
+      <w:r>
+        <w:t>contributor.</w:t>
+      </w:r>
+    </w:p>
     <w:sectPr>
       <w:pgSz w:w="12240" w:h="15840"/>
       <w:pgMar w:top="1440" w:right="1800" w:bottom="1440" w:left="1800" w:header="720" w:footer="720" w:gutter="0"/>
